--- a/docs/output/20260513_site_selection_methodology_geology.docx
+++ b/docs/output/20260513_site_selection_methodology_geology.docx
@@ -2849,10 +2849,7 @@
               <w:jc w:val="center"/>
             </w:pPr>
             <w:r>
-              <w:rPr>
-                <w:b w:val="0"/>
-              </w:rPr>
-              <w:t>—</w:t>
+              <w:t>5</w:t>
             </w:r>
           </w:p>
         </w:tc>
@@ -2865,10 +2862,7 @@
               <w:spacing w:before="0" w:after="0" w:line="312" w:lineRule="auto"/>
             </w:pPr>
             <w:r>
-              <w:rPr>
-                <w:b w:val="0"/>
-              </w:rPr>
-              <w:t>사전 제외 (점수 미산정)</w:t>
+              <w:t>반영 (수치지질도)</w:t>
             </w:r>
           </w:p>
         </w:tc>
@@ -3113,10 +3107,7 @@
         <w:pStyle w:val="ListBullet"/>
       </w:pPr>
       <w:r>
-        <w:rPr>
-          <w:b w:val="0"/>
-        </w:rPr>
-        <w:t>⑥ 암상 적합성 (사전 제외 필터): 수치지질도(1:250,000, KIGAM) 기반으로 자성 암종 분포 구역 및 단층 500 m 버퍼 구역을 후보 격자 선정 단계에서 사전 제외한다. 점수 항목으로 산정하지 않고 필터로 작동하므로 score_max 계산에 포함되지 않는다.</w:t>
+        <w:t>⑥ 암상 적합성 (5점): 수치지질도(1:250,000, KIGAM) 기반으로 두 단계로 처리한다. ①사전 제외 필터: 자성 암종 폴리곤 내부 및 단층 500 m 버퍼 이내 후보점은 후보 격자 선정 단계에서 제거한다. ② 이격 거리 점수화: 제외된 후 잔여 후보점에 대해 자성 암종 경계까지의 거리(d_rock)와 단층 버퍼 경계까지의 거리(d_fault)를 각각 log1p 변환 후 정규화하여 각 0.5 가중치로 합산, 5점 만점으로 산정한다.</w:t>
       </w:r>
     </w:p>
     <w:p>
@@ -3124,12 +3115,7 @@
         <w:spacing w:before="0" w:after="60" w:line="324" w:lineRule="auto"/>
       </w:pPr>
       <w:r>
-        <w:rPr>
-          <w:rFonts w:ascii="Malgun Gothic" w:hAnsi="Malgun Gothic" w:eastAsia="Malgun Gothic"/>
-          <w:b w:val="0"/>
-          <w:sz w:val="21"/>
-        </w:rPr>
-        <w:t>최종 점수는 가용 항목 합계를 score_max로 두고 100점 기준으로 정규화한다. 이후 점수 분포의 33, 66 백분위수를 기준으로 1등급(최우선), 2등급(우선), 3등급(일반)으로 분류한다.</w:t>
+        <w:t>최종 점수는 가용 항목 합계를 score_max로 두고 100점 기준으로 정규화한다. 이후 점수 분포의 33, 66 백분위수를 기준으로 1등급(최우선), 2등급(우선), 3등급(일반)으로 분류한다. 기본 가용 55점에 DEM 가용 시 +15점, KIGAM 자기이상 가용 시 +10점, 수치지질도 가용 시 +5점이 추가되어 최대 85점 만점으로 산정된다.</w:t>
       </w:r>
     </w:p>
     <w:p>
@@ -4225,7 +4211,7 @@
         <w:spacing w:before="0" w:after="20" w:line="288" w:lineRule="auto"/>
       </w:pPr>
       <w:r>
-        <w:t>⑥ 암상 적합성은 수치지질도(1:250,000, KIGAM) 기반 사전 제외 필터로 구현 완료되었다. 자성 암종 직접 제외 및 단층 500 m 버퍼 필터가 후보 격자 선정 단계에서 작동하며, 점수 항목이 아닌 제외 필터로서 기능한다. 현장 자력탐사와 주변 총자력 변화량 검증을 통한 최종 확정은 별도로 수행한다.</w:t>
+        <w:t>⑥ 암상 적합성은 수치지질도(1:250,000, KIGAM) 기반 사전 제외 필터와 이격 거리 점수화를 통해 반영 완료되었다. 자성 암종 직접 제외 및 단층 500 m 버퍼 필터가 후보 격자 선정 단계에서 작동하며, 잔여 후보점에 대해서는 지질 위험 구역 경계까지의 이격 거리를 log1p 정규화하여 5점 만점으로 점수화한다. 현장 자력탐사와 주변 총자력 변화량 검증을 통한 최종 확정은 별도로 수행한다.</w:t>
       </w:r>
     </w:p>
     <w:p>

--- a/docs/output/20260513_site_selection_methodology_geology.docx
+++ b/docs/output/20260513_site_selection_methodology_geology.docx
@@ -2268,12 +2268,7 @@
         <w:spacing w:before="0" w:after="20" w:line="288" w:lineRule="auto"/>
       </w:pPr>
       <w:r>
-        <w:rPr>
-          <w:rFonts w:ascii="Malgun Gothic" w:hAnsi="Malgun Gothic" w:eastAsia="Malgun Gothic"/>
-          <w:b w:val="0"/>
-          <w:sz w:val="20"/>
-        </w:rPr>
-        <w:t>P90-P10 ≤ 100 nT는 우수, 100~200 nT는 현장 검토, 200 nT 초과는 제외로 처리한다.</w:t>
+        <w:t>평가 반경은 0.05°(≈5.5 km)이며 P90-P10을 변화폭 지표로 사용한다. 자문위원 의견 반영: 그레디언트가 큰 지역도 로컬 모델 설명력 향상에 기여하므로 제외 기준을 200 nT에서 800 nT로 완화하고 점수 체계를 모델 기여도 기준으로 전환하였다. KIGAM 실측 분포(한반도, n≈18,593): 중앙값 126 nT, 평균 164 nT, P99≈625 nT. 점수: &lt;30 nT→7점, 30~150→10점(최적), 150~400→8점(고그레디언트), 400~800→4점(현장측량 필수), &gt;800→제외(극단값 약 1%).</w:t>
       </w:r>
     </w:p>
     <w:p>
@@ -2759,12 +2754,7 @@
               <w:spacing w:before="0" w:after="0" w:line="312" w:lineRule="auto"/>
             </w:pPr>
             <w:r>
-              <w:rPr>
-                <w:rFonts w:ascii="Malgun Gothic" w:hAnsi="Malgun Gothic" w:eastAsia="Malgun Gothic"/>
-                <w:b w:val="0"/>
-                <w:sz w:val="20"/>
-              </w:rPr>
-              <w:t>⑤ 자기 이상 균일도</w:t>
+              <w:t>⑤ 자기이상 그레디언트 적합성</w:t>
             </w:r>
           </w:p>
         </w:tc>
@@ -3094,12 +3084,7 @@
         <w:spacing w:before="0" w:after="20" w:line="288" w:lineRule="auto"/>
       </w:pPr>
       <w:r>
-        <w:rPr>
-          <w:rFonts w:ascii="Malgun Gothic" w:hAnsi="Malgun Gothic" w:eastAsia="Malgun Gothic"/>
-          <w:b w:val="0"/>
-          <w:sz w:val="20"/>
-        </w:rPr>
-        <w:t>⑤ 자기 균일: 반경 0.05° 내 P90-P10 기준으로 10점, 8점, 5점, 2점, 0점의 고정 임계값 점수를 부여한다.</w:t>
+        <w:t>⑤ 자기이상 그레디언트 적합성 (10점): 반경 0.05° 내 P90-P10 모델 기여도 기준 점수화. &lt;30 nT→7점, 30~150→10점(최적), 150~400→8점, 400~800→4점, &gt;800→제외(필터). 데이터 미취득 지점 8점 적용.</w:t>
       </w:r>
     </w:p>
     <w:p>
